--- a/Pertemuan10/StevenEmmanuel_242310002.docx
+++ b/Pertemuan10/StevenEmmanuel_242310002.docx
@@ -226,14 +226,6 @@
     </w:p>
     <w:p>
       <w:pPr>
-        <w:jc w:val="center"/>
-        <w:rPr>
-          <w:lang w:val="en-US"/>
-        </w:rPr>
-      </w:pPr>
-    </w:p>
-    <w:p>
-      <w:pPr>
         <w:rPr>
           <w:lang w:val="en-US"/>
         </w:rPr>
@@ -319,7 +311,6 @@
           <w:sz w:val="28"/>
           <w:szCs w:val="28"/>
         </w:rPr>
-        <w:lastRenderedPageBreak/>
         <w:t>INFORMATIKA KESATUAN 2026</w:t>
       </w:r>
     </w:p>
@@ -342,18 +333,12 @@
     </w:p>
     <w:p>
       <w:r>
-        <w:t>Praktik ini bertujuan untuk membangun koneksi VPN yang aman berdasarkan terowongan EoIP (Ethernet over IP) dengan enkripsi IPsec antara dua router MikroTik (Router Pusat dan Router Cabang). Selain itu, praktik ini juga mengimplementasikan pemantauan perang</w:t>
-      </w:r>
-      <w:r>
-        <w:t>kat jaringan menggunakan protokol SNMP yang terhubung ke server pemantauan (Zabbix).</w:t>
+        <w:t>Praktik ini bertujuan untuk membangun koneksi VPN yang aman berdasarkan terowongan EoIP (Ethernet over IP) dengan enkripsi IPsec antara dua router MikroTik (Router Pusat dan Router Cabang). Selain itu, praktik ini juga mengimplementasikan pemantauan perangkat jaringan menggunakan protokol SNMP yang terhubung ke server pemantauan (Zabbix).</w:t>
       </w:r>
     </w:p>
     <w:p>
       <w:r>
-        <w:t>Skema jaringan terdiri dari satu router pusat yang terhubung ke server pemantauan dan jaringan kantor lokal, satu router cabang yang terhubung ke PC klien cabang, dan jalu</w:t>
-      </w:r>
-      <w:r>
-        <w:t>r terowongan EoIP+IPsec yang menghubungkan kedua LAN seolah-olah berada pada segmen LAN yang sama (192.168.100.0/24).</w:t>
+        <w:t>Skema jaringan terdiri dari satu router pusat yang terhubung ke server pemantauan dan jaringan kantor lokal, satu router cabang yang terhubung ke PC klien cabang, dan jalur terowongan EoIP+IPsec yang menghubungkan kedua LAN seolah-olah berada pada segmen LAN yang sama (192.168.100.0/24).</w:t>
       </w:r>
     </w:p>
     <w:p>
@@ -366,10 +351,7 @@
     </w:p>
     <w:p>
       <w:r>
-        <w:t>Topologi yang digunakan dalam simulasi GNS3 terdiri dari perangkat-perangkat berikut: Zabbix Appliance (server pemant</w:t>
-      </w:r>
-      <w:r>
-        <w:t>auan), Router A – Pusat, Router B – Cabang, PC1 (VPCS) sebagai klien cabang, Cloud1 (Adaptor Jaringan VMware), dan NAT1 sebagai jalur keluar ke jaringan host.</w:t>
+        <w:t>Topologi yang digunakan dalam simulasi GNS3 terdiri dari perangkat-perangkat berikut: Zabbix Appliance (server pemantauan), Router A – Pusat, Router B – Cabang, PC1 (VPCS) sebagai klien cabang, Cloud1 (Adaptor Jaringan VMware), dan NAT1 sebagai jalur keluar ke jaringan host.</w:t>
       </w:r>
     </w:p>
     <w:p>
@@ -435,21 +417,12 @@
     </w:p>
     <w:p>
       <w:r>
-        <w:t>Konfigurasi pad</w:t>
-      </w:r>
-      <w:r>
-        <w:t xml:space="preserve">a Router Pusat mencakup pembuatan antarmuka EoIP menuju Router Cabang dengan enkripsi IPsec, menggabungkan antarmuka LAN fisik (ether1) dengan antarmuka terowongan EoIP menjadi satu bridge (br-local), mengatur IP gateway </w:t>
-      </w:r>
-      <w:r>
-        <w:lastRenderedPageBreak/>
-        <w:t>192.168.100.1/24 pada antarmuka bri</w:t>
-      </w:r>
-      <w:r>
-        <w:t>dge, dan mengkonfigurasi komunitas SNMP sehingga hanya server pemantauan (192.168.100.10) yang dapat mengambil data.</w:t>
+        <w:t>Konfigurasi pada Router Pusat mencakup pembuatan antarmuka EoIP menuju Router Cabang dengan enkripsi IPsec, menggabungkan antarmuka LAN fisik (ether1) dengan antarmuka terowongan EoIP menjadi satu bridge (br-local), mengatur IP gateway 192.168.100.1/24 pada antarmuka bridge, dan mengkonfigurasi komunitas SNMP sehingga hanya server pemantauan (192.168.100.10) yang dapat mengambil data.</w:t>
       </w:r>
     </w:p>
     <w:p>
       <w:r>
+        <w:lastRenderedPageBreak/>
         <w:t>Gambar 2 – Hasil verifikasi: Alamat IP, antarmuka EoIP, port bridge, dan komunitas SNMP pada Router Pusat.</w:t>
       </w:r>
     </w:p>
@@ -546,13 +519,7 @@
     </w:p>
     <w:p>
       <w:r>
-        <w:t>Pada Route</w:t>
-      </w:r>
-      <w:r>
-        <w:t>r Cabang, antarmuka EoIP dibuat dengan arah terowongan, ID Terowongan, dan rahasia IPsec yang identik dengan Router Pusat, kemudian antarmuka fisik ether2 (menuju PC klien) dijembatani dengan antarmuka eoip-branch di dalam jembatan br-local, tanpa memerluk</w:t>
-      </w:r>
-      <w:r>
-        <w:t>an penetapan IP LAN karena lalu lintas jaringan diterowongankan ke pusat.</w:t>
+        <w:t>Pada Router Cabang, antarmuka EoIP dibuat dengan arah terowongan, ID Terowongan, dan rahasia IPsec yang identik dengan Router Pusat, kemudian antarmuka fisik ether2 (menuju PC klien) dijembatani dengan antarmuka eoip-branch di dalam jembatan br-local, tanpa memerlukan penetapan IP LAN karena lalu lintas jaringan diterowongankan ke pusat.</w:t>
       </w:r>
     </w:p>
     <w:p>
@@ -652,27 +619,18 @@
     </w:p>
     <w:p>
       <w:r>
-        <w:t xml:space="preserve">Pengujian dilakukan dengan mengatur alamat IP PC klien cabang </w:t>
-      </w:r>
-      <w:r>
-        <w:t>(PC1/VPCS) ke 192.168.100.3/24 dengan gateway 192.168.100.1, kemudian melakukan ping ke gateway yang terletak di jaringan Router Pusat melalui terowongan EoIP+IPsec.</w:t>
+        <w:t>Pengujian dilakukan dengan mengatur alamat IP PC klien cabang (PC1/VPCS) ke 192.168.100.3/24 dengan gateway 192.168.100.1, kemudian melakukan ping ke gateway yang terletak di jaringan Router Pusat melalui terowongan EoIP+IPsec.</w:t>
       </w:r>
     </w:p>
     <w:p>
       <w:r>
-        <w:t xml:space="preserve">Gambar 4 – PC1 (VPCS) berhasil melakukan ping ke gateway 192.168.100.1 melalui terowongan </w:t>
-      </w:r>
-      <w:r>
-        <w:t>VPN</w:t>
+        <w:t>Gambar 4 – PC1 (VPCS) berhasil melakukan ping ke gateway 192.168.100.1 melalui terowongan VPN</w:t>
       </w:r>
     </w:p>
     <w:p>
       <w:r>
         <w:lastRenderedPageBreak/>
-        <w:t xml:space="preserve">Hasil ping menunjukkan balasan yang konsisten (TTL=64) dari 192.168.100.1, yang membuktikan bahwa terowongan EoIP yang diamankan IPsec antara Router Pusat dan Router Cabang telah berhasil dibangun dan mampu meneruskan lalu lintas antar segmen LAN yang </w:t>
-      </w:r>
-      <w:r>
-        <w:t>terpisah secara fisik seolah-olah berada di jaringan yang sama.</w:t>
+        <w:t>Hasil ping menunjukkan balasan yang konsisten (TTL=64) dari 192.168.100.1, yang membuktikan bahwa terowongan EoIP yang diamankan IPsec antara Router Pusat dan Router Cabang telah berhasil dibangun dan mampu meneruskan lalu lintas antar segmen LAN yang terpisah secara fisik seolah-olah berada di jaringan yang sama.</w:t>
       </w:r>
       <w:r>
         <w:br/>
@@ -728,10 +686,7 @@
     </w:p>
     <w:p>
       <w:r>
-        <w:t>Pengujian tahap pemantauan dilakukan dengan mengatur alamat IP pada PC host (Windows) ke 192.168.100.50/24, kemudian mencoba melakukan ping ke IP server pem</w:t>
-      </w:r>
-      <w:r>
-        <w:t>antauan Zabbix (192.168.100.10) untuk memastikan akses ke dasbor web.</w:t>
+        <w:t>Pengujian tahap pemantauan dilakukan dengan mengatur alamat IP pada PC host (Windows) ke 192.168.100.50/24, kemudian mencoba melakukan ping ke IP server pemantauan Zabbix (192.168.100.10) untuk memastikan akses ke dasbor web.</w:t>
       </w:r>
     </w:p>
     <w:p>
@@ -859,10 +814,7 @@
     <w:p/>
     <w:p>
       <w:r>
-        <w:t>Ping yang berhasil menunjukkan bahwa P</w:t>
-      </w:r>
-      <w:r>
-        <w:t>C Host dapat mencapai server Zabbix, memungkinkan akses ke dasbor pemantauan dan verifikasi data SNMP dari router.</w:t>
+        <w:t>Ping yang berhasil menunjukkan bahwa PC Host dapat mencapai server Zabbix, memungkinkan akses ke dasbor pemantauan dan verifikasi data SNMP dari router.</w:t>
       </w:r>
     </w:p>
     <w:sectPr>
@@ -1363,11 +1315,6 @@
     <w:lsdException w:name="Book Title" w:uiPriority="33" w:qFormat="1"/>
     <w:lsdException w:name="Bibliography" w:semiHidden="1" w:uiPriority="37" w:unhideWhenUsed="1"/>
     <w:lsdException w:name="TOC Heading" w:semiHidden="1" w:uiPriority="39" w:unhideWhenUsed="1" w:qFormat="1"/>
-    <w:lsdException w:name="Plain Table 5" w:semiHidden="1" w:unhideWhenUsed="1"/>
-    <w:lsdException w:name="Grid Table Light" w:semiHidden="1" w:unhideWhenUsed="1"/>
-    <w:lsdException w:name="Grid Table 1 Light" w:semiHidden="1" w:unhideWhenUsed="1"/>
-    <w:lsdException w:name="Grid Table 2" w:semiHidden="1" w:unhideWhenUsed="1"/>
-    <w:lsdException w:name="Grid Table 3" w:semiHidden="1" w:unhideWhenUsed="1"/>
     <w:lsdException w:name="Grid Table 4" w:uiPriority="49"/>
     <w:lsdException w:name="Grid Table 5 Dark" w:uiPriority="50"/>
     <w:lsdException w:name="Grid Table 6 Colorful" w:uiPriority="51"/>

--- a/Pertemuan10/StevenEmmanuel_242310002.docx
+++ b/Pertemuan10/StevenEmmanuel_242310002.docx
@@ -7,12 +7,14 @@
         <w:pStyle w:val="Heading1"/>
         <w:jc w:val="center"/>
         <w:rPr>
+          <w:color w:val="auto"/>
           <w:sz w:val="32"/>
           <w:szCs w:val="32"/>
         </w:rPr>
       </w:pPr>
       <w:r>
         <w:rPr>
+          <w:color w:val="auto"/>
           <w:sz w:val="32"/>
           <w:szCs w:val="32"/>
         </w:rPr>
@@ -55,7 +57,6 @@
       <w:r>
         <w:rPr>
           <w:noProof/>
-          <w:color w:val="000000" w:themeColor="text1"/>
           <w:sz w:val="28"/>
           <w:szCs w:val="28"/>
         </w:rPr>
@@ -238,7 +239,6 @@
           <w:rFonts w:ascii="Times New Roman" w:hAnsi="Times New Roman" w:cs="Times New Roman"/>
           <w:b/>
           <w:bCs/>
-          <w:color w:val="000000" w:themeColor="text1"/>
           <w:sz w:val="28"/>
           <w:szCs w:val="28"/>
         </w:rPr>
@@ -248,22 +248,10 @@
           <w:rFonts w:ascii="Times New Roman" w:hAnsi="Times New Roman" w:cs="Times New Roman"/>
           <w:b/>
           <w:bCs/>
-          <w:color w:val="000000" w:themeColor="text1"/>
           <w:sz w:val="28"/>
           <w:szCs w:val="28"/>
         </w:rPr>
-        <w:t>P</w:t>
-      </w:r>
-      <w:r>
-        <w:rPr>
-          <w:rFonts w:ascii="Times New Roman" w:hAnsi="Times New Roman" w:cs="Times New Roman"/>
-          <w:b/>
-          <w:bCs/>
-          <w:color w:val="000000" w:themeColor="text1"/>
-          <w:sz w:val="28"/>
-          <w:szCs w:val="28"/>
-        </w:rPr>
-        <w:t>PROGRAM STUDI TEKNOLOGI INFORMASI FAKULTAS</w:t>
+        <w:t>PPROGRAM STUDI TEKNOLOGI INFORMASI FAKULTAS</w:t>
       </w:r>
     </w:p>
     <w:p>
@@ -273,7 +261,6 @@
           <w:rFonts w:ascii="Times New Roman" w:hAnsi="Times New Roman" w:cs="Times New Roman"/>
           <w:b/>
           <w:bCs/>
-          <w:color w:val="000000" w:themeColor="text1"/>
           <w:sz w:val="28"/>
           <w:szCs w:val="28"/>
         </w:rPr>
@@ -283,7 +270,6 @@
           <w:rFonts w:ascii="Times New Roman" w:hAnsi="Times New Roman" w:cs="Times New Roman"/>
           <w:b/>
           <w:bCs/>
-          <w:color w:val="000000" w:themeColor="text1"/>
           <w:sz w:val="28"/>
           <w:szCs w:val="28"/>
         </w:rPr>
@@ -297,7 +283,6 @@
           <w:rFonts w:ascii="Times New Roman" w:hAnsi="Times New Roman" w:cs="Times New Roman"/>
           <w:b/>
           <w:bCs/>
-          <w:color w:val="000000" w:themeColor="text1"/>
           <w:sz w:val="28"/>
           <w:szCs w:val="28"/>
         </w:rPr>
@@ -307,7 +292,6 @@
           <w:rFonts w:ascii="Times New Roman" w:hAnsi="Times New Roman" w:cs="Times New Roman"/>
           <w:b/>
           <w:bCs/>
-          <w:color w:val="000000" w:themeColor="text1"/>
           <w:sz w:val="28"/>
           <w:szCs w:val="28"/>
         </w:rPr>
@@ -326,8 +310,14 @@
     <w:p>
       <w:pPr>
         <w:pStyle w:val="Heading2"/>
+        <w:rPr>
+          <w:color w:val="auto"/>
+        </w:rPr>
       </w:pPr>
       <w:r>
+        <w:rPr>
+          <w:color w:val="auto"/>
+        </w:rPr>
         <w:t>1. Tujuan</w:t>
       </w:r>
     </w:p>
@@ -344,8 +334,14 @@
     <w:p>
       <w:pPr>
         <w:pStyle w:val="Heading2"/>
+        <w:rPr>
+          <w:color w:val="auto"/>
+        </w:rPr>
       </w:pPr>
       <w:r>
+        <w:rPr>
+          <w:color w:val="auto"/>
+        </w:rPr>
         <w:t>2. Topologi Jaringan</w:t>
       </w:r>
     </w:p>
@@ -357,10 +353,14 @@
     <w:p>
       <w:pPr>
         <w:pStyle w:val="Heading2"/>
+        <w:rPr>
+          <w:color w:val="auto"/>
+        </w:rPr>
       </w:pPr>
       <w:r>
         <w:rPr>
           <w:noProof/>
+          <w:color w:val="auto"/>
         </w:rPr>
         <w:drawing>
           <wp:inline distT="0" distB="0" distL="0" distR="0" wp14:anchorId="2FB816B7" wp14:editId="526D4E42">
@@ -402,16 +402,28 @@
     <w:p>
       <w:pPr>
         <w:pStyle w:val="Heading2"/>
+        <w:rPr>
+          <w:color w:val="auto"/>
+        </w:rPr>
       </w:pPr>
       <w:r>
+        <w:rPr>
+          <w:color w:val="auto"/>
+        </w:rPr>
         <w:t>3. Konfigurasi Router</w:t>
       </w:r>
     </w:p>
     <w:p>
       <w:pPr>
         <w:pStyle w:val="Heading3"/>
+        <w:rPr>
+          <w:color w:val="auto"/>
+        </w:rPr>
       </w:pPr>
       <w:r>
+        <w:rPr>
+          <w:color w:val="auto"/>
+        </w:rPr>
         <w:t>3.1 Router A – Pusat</w:t>
       </w:r>
     </w:p>
@@ -511,8 +523,14 @@
     <w:p>
       <w:pPr>
         <w:pStyle w:val="Heading3"/>
+        <w:rPr>
+          <w:color w:val="auto"/>
+        </w:rPr>
       </w:pPr>
       <w:r>
+        <w:rPr>
+          <w:color w:val="auto"/>
+        </w:rPr>
         <w:lastRenderedPageBreak/>
         <w:t>3.2 Router B – Cabang</w:t>
       </w:r>
@@ -612,8 +630,14 @@
     <w:p>
       <w:pPr>
         <w:pStyle w:val="Heading2"/>
+        <w:rPr>
+          <w:color w:val="auto"/>
+        </w:rPr>
       </w:pPr>
       <w:r>
+        <w:rPr>
+          <w:color w:val="auto"/>
+        </w:rPr>
         <w:t>4. Menguji Konektivitas VPN</w:t>
       </w:r>
     </w:p>
@@ -679,8 +703,14 @@
     <w:p>
       <w:pPr>
         <w:pStyle w:val="Heading2"/>
+        <w:rPr>
+          <w:color w:val="auto"/>
+        </w:rPr>
       </w:pPr>
       <w:r>
+        <w:rPr>
+          <w:color w:val="auto"/>
+        </w:rPr>
         <w:t>5. Pengujian Pemantauan SNMP/Zabbix</w:t>
       </w:r>
     </w:p>
